--- a/data/employees/EMP063/AST-EMP063-03.docx
+++ b/data/employees/EMP063/AST-EMP063-03.docx
@@ -7,10 +7,7 @@
         <w:pStyle w:val="Heading1"/>
       </w:pPr>
       <w:r>
-        <w:rPr>
-          <w:sz w:val="36"/>
-        </w:rPr>
-        <w:t>Design specification - EMP063</w:t>
+        <w:t>Ast Emp063 03 - EMP063</w:t>
       </w:r>
     </w:p>
     <w:p>
@@ -18,130 +15,32 @@
         <w:pStyle w:val="Heading2"/>
       </w:pPr>
       <w:r>
-        <w:t>Document Metadata</w:t>
-      </w:r>
-    </w:p>
-    <w:tbl>
-      <w:tblPr>
-        <w:tblStyle w:val="TableGrid"/>
-        <w:tblW w:type="auto" w:w="0"/>
-        <w:tblLook w:firstColumn="1" w:firstRow="1" w:lastColumn="0" w:lastRow="0" w:noHBand="0" w:noVBand="1" w:val="04A0"/>
-      </w:tblPr>
-      <w:tblGrid>
-        <w:gridCol w:w="4320"/>
-        <w:gridCol w:w="4320"/>
-      </w:tblGrid>
-      <w:tr>
-        <w:tc>
-          <w:tcPr>
-            <w:tcW w:type="dxa" w:w="4320"/>
-          </w:tcPr>
-          <w:p>
-            <w:r>
-              <w:t>Author</w:t>
-            </w:r>
-          </w:p>
-        </w:tc>
-        <w:tc>
-          <w:tcPr>
-            <w:tcW w:type="dxa" w:w="4320"/>
-          </w:tcPr>
-          <w:p>
-            <w:r>
-              <w:t>Taylor Miller</w:t>
-            </w:r>
-          </w:p>
-        </w:tc>
-      </w:tr>
-      <w:tr>
-        <w:tc>
-          <w:tcPr>
-            <w:tcW w:type="dxa" w:w="4320"/>
-          </w:tcPr>
-          <w:p>
-            <w:r>
-              <w:t>Role / Department</w:t>
-            </w:r>
-          </w:p>
-        </w:tc>
-        <w:tc>
-          <w:tcPr>
-            <w:tcW w:type="dxa" w:w="4320"/>
-          </w:tcPr>
-          <w:p>
-            <w:r>
-              <w:t>Director | R&amp;D</w:t>
-            </w:r>
-          </w:p>
-        </w:tc>
-      </w:tr>
-      <w:tr>
-        <w:tc>
-          <w:tcPr>
-            <w:tcW w:type="dxa" w:w="4320"/>
-          </w:tcPr>
-          <w:p>
-            <w:r>
-              <w:t>Location</w:t>
-            </w:r>
-          </w:p>
-        </w:tc>
-        <w:tc>
-          <w:tcPr>
-            <w:tcW w:type="dxa" w:w="4320"/>
-          </w:tcPr>
-          <w:p>
-            <w:r>
-              <w:t>Portland</w:t>
-            </w:r>
-          </w:p>
-        </w:tc>
-      </w:tr>
-      <w:tr>
-        <w:tc>
-          <w:tcPr>
-            <w:tcW w:type="dxa" w:w="4320"/>
-          </w:tcPr>
-          <w:p>
-            <w:r>
-              <w:t>Last Modified</w:t>
-            </w:r>
-          </w:p>
-        </w:tc>
-        <w:tc>
-          <w:tcPr>
-            <w:tcW w:type="dxa" w:w="4320"/>
-          </w:tcPr>
-          <w:p>
-            <w:r>
-              <w:t>2025-03-08</w:t>
-            </w:r>
-          </w:p>
-        </w:tc>
-      </w:tr>
-    </w:tbl>
-    <w:p/>
-    <w:p>
-      <w:pPr>
-        <w:pStyle w:val="Heading2"/>
-      </w:pPr>
-      <w:r>
-        <w:t>Specification</w:t>
+        <w:t>Page 1</w:t>
       </w:r>
     </w:p>
     <w:p>
       <w:r>
-        <w:t>Design Specification: High-Throughput Experimentation Platform</w:t>
+        <w:t>Section 1: Data quality remediation. EMP063 contributes to ast emp063 03 through recurring collaboration, clear ownership boundaries, and measurable outcomes. The team captures decisions, open issues, and handoffs so that knowledge remains discoverable for future programs.</w:t>
       </w:r>
     </w:p>
     <w:p>
       <w:r>
-        <w:t>Version: 0.9 (Draft)</w:t>
+        <w:t>Section 2: Automation backlog refinement. EMP063 contributes to ast emp063 03 through recurring collaboration, clear ownership boundaries, and measurable outcomes. The team captures decisions, open issues, and handoffs so that knowledge remains discoverable for future programs.</w:t>
       </w:r>
     </w:p>
     <w:p>
       <w:r>
-        <w:t>This specification describes the architecture for the automated high-throughput experimentation platform. Robotic sample handling integrates with the LIMS via REST API. ML-driven parameter optimisation suggests next experiment conditions based on Bayesian optimisation.</w:t>
+        <w:t>Section 3: Department KPI performance. EMP063 contributes to ast emp063 03 through recurring collaboration, clear ownership boundaries, and measurable outcomes. The team captures decisions, open issues, and handoffs so that knowledge remains discoverable for future programs.</w:t>
+      </w:r>
+    </w:p>
+    <w:p>
+      <w:r>
+        <w:t>Section 4: Data quality remediation. EMP063 contributes to ast emp063 03 through recurring collaboration, clear ownership boundaries, and measurable outcomes. The team captures decisions, open issues, and handoffs so that knowledge remains discoverable for future programs.</w:t>
+      </w:r>
+    </w:p>
+    <w:p>
+      <w:r>
+        <w:br w:type="page"/>
       </w:r>
     </w:p>
     <w:p>
@@ -149,12 +48,60 @@
         <w:pStyle w:val="Heading2"/>
       </w:pPr>
       <w:r>
-        <w:t>Author Competencies</w:t>
+        <w:t>Page 2</w:t>
       </w:r>
     </w:p>
     <w:p>
       <w:r>
-        <w:t>Ontology, Kusto, Python, TypeScript</w:t>
+        <w:t>Section 1: Knowledge transfer and onboarding. EMP063 contributes to ast emp063 03 through recurring collaboration, clear ownership boundaries, and measurable outcomes. The team captures decisions, open issues, and handoffs so that knowledge remains discoverable for future programs.</w:t>
+      </w:r>
+    </w:p>
+    <w:p>
+      <w:r>
+        <w:t>Section 2: Operational risk review. EMP063 contributes to ast emp063 03 through recurring collaboration, clear ownership boundaries, and measurable outcomes. The team captures decisions, open issues, and handoffs so that knowledge remains discoverable for future programs.</w:t>
+      </w:r>
+    </w:p>
+    <w:p>
+      <w:r>
+        <w:t>Section 3: Customer escalation analysis. EMP063 contributes to ast emp063 03 through recurring collaboration, clear ownership boundaries, and measurable outcomes. The team captures decisions, open issues, and handoffs so that knowledge remains discoverable for future programs.</w:t>
+      </w:r>
+    </w:p>
+    <w:p>
+      <w:r>
+        <w:t>Section 4: Customer escalation analysis. EMP063 contributes to ast emp063 03 through recurring collaboration, clear ownership boundaries, and measurable outcomes. The team captures decisions, open issues, and handoffs so that knowledge remains discoverable for future programs.</w:t>
+      </w:r>
+    </w:p>
+    <w:p>
+      <w:r>
+        <w:br w:type="page"/>
+      </w:r>
+    </w:p>
+    <w:p>
+      <w:pPr>
+        <w:pStyle w:val="Heading2"/>
+      </w:pPr>
+      <w:r>
+        <w:t>Page 3</w:t>
+      </w:r>
+    </w:p>
+    <w:p>
+      <w:r>
+        <w:t>Section 1: Quarterly delivery milestones. EMP063 contributes to ast emp063 03 through recurring collaboration, clear ownership boundaries, and measurable outcomes. The team captures decisions, open issues, and handoffs so that knowledge remains discoverable for future programs.</w:t>
+      </w:r>
+    </w:p>
+    <w:p>
+      <w:r>
+        <w:t>Section 2: Fabric semantic model planning. EMP063 contributes to ast emp063 03 through recurring collaboration, clear ownership boundaries, and measurable outcomes. The team captures decisions, open issues, and handoffs so that knowledge remains discoverable for future programs.</w:t>
+      </w:r>
+    </w:p>
+    <w:p>
+      <w:r>
+        <w:t>Section 3: Customer escalation analysis. EMP063 contributes to ast emp063 03 through recurring collaboration, clear ownership boundaries, and measurable outcomes. The team captures decisions, open issues, and handoffs so that knowledge remains discoverable for future programs.</w:t>
+      </w:r>
+    </w:p>
+    <w:p>
+      <w:r>
+        <w:t>Section 4: Fabric semantic model planning. EMP063 contributes to ast emp063 03 through recurring collaboration, clear ownership boundaries, and measurable outcomes. The team captures decisions, open issues, and handoffs so that knowledge remains discoverable for future programs.</w:t>
       </w:r>
     </w:p>
     <w:sectPr>
